--- a/entregables/04_Optimizacion_RAG_GLF.docx
+++ b/entregables/04_Optimizacion_RAG_GLF.docx
@@ -26,7 +26,7 @@
           <w:color w:val="000000"/>
           <w:sz w:val="22"/>
         </w:rPr>
-        <w:t>Grupo 10 · Schubert Lombeida Manjarrez y Niko Dimitri Jiménez Bruno · Corte documental 23 de octubre de 2026</w:t>
+        <w:t>Grupo 10 · Schubert Lombeida Manjarrez y Niko Dimitri Jiménez Bruno · Actualización 24 de octubre de 2026</w:t>
       </w:r>
     </w:p>
     <w:p>
@@ -1039,7 +1039,7 @@
       <w:r>
         <w:drawing>
           <wp:inline xmlns:a="http://schemas.openxmlformats.org/drawingml/2006/main" xmlns:pic="http://schemas.openxmlformats.org/drawingml/2006/picture">
-            <wp:extent cx="6029034" cy="4023359"/>
+            <wp:extent cx="5617964" cy="3749039"/>
             <wp:docPr id="1" name="Picture 1"/>
             <wp:cNvGraphicFramePr>
               <a:graphicFrameLocks noChangeAspect="1"/>
@@ -1060,7 +1060,7 @@
                   <pic:spPr>
                     <a:xfrm>
                       <a:off x="0" y="0"/>
-                      <a:ext cx="6029034" cy="4023359"/>
+                      <a:ext cx="5617964" cy="3749039"/>
                     </a:xfrm>
                     <a:prstGeom prst="rect"/>
                   </pic:spPr>
@@ -1403,6 +1403,135 @@
           <w:color w:val="000000"/>
           <w:sz w:val="24"/>
         </w:rPr>
+        <w:t>Mejoras de interfaz y pruebas funcionales</w:t>
+      </w:r>
+    </w:p>
+    <w:p>
+      <w:r>
+        <w:rPr>
+          <w:rFonts w:ascii="Arial" w:hAnsi="Arial" w:cs="Arial" w:eastAsia="Arial"/>
+          <w:b w:val="0"/>
+          <w:i w:val="0"/>
+          <w:color w:val="000000"/>
+          <w:sz w:val="22"/>
+        </w:rPr>
+        <w:t>La actualización del 24 de octubre incorpora orientación por tarea, ejemplos editables, límites de entrada, avance real por etapas, modelo ejecutado, reloj, cancelación de espera, referencias numeradas, exportación con fuentes e historial temporal. Los fallos de conexión, cuota, configuración, formato y citas tienen mensajes distintos. La interfaz no transforma similitud en confianza ni presenta una abstención como aprobación del proyecto.</w:t>
+      </w:r>
+    </w:p>
+    <w:p>
+      <w:r>
+        <w:rPr>
+          <w:rFonts w:ascii="Arial" w:hAnsi="Arial" w:cs="Arial" w:eastAsia="Arial"/>
+          <w:b w:val="0"/>
+          <w:i w:val="0"/>
+          <w:color w:val="000000"/>
+          <w:sz w:val="22"/>
+        </w:rPr>
+        <w:t>La actualización de calidad supera 33 pruebas de la aplicación académica, 187 pruebas TypeScript y 81 de base de datos y funciones del portal, y 25 pruebas Python del servicio más su smoke test. Se verificaron resultados, error, cancelación, historial y adaptación móvil en navegador, y ambas rutas publicadas con consultas reales. Los archivos results/reports/ux_verificacion_20261024.json y quality_verificacion_20261024.json delimitan la evidencia de cada revisión. Estas pruebas verifican contratos y comportamiento del software; no sustituyen la revisión independiente de respuestas.</w:t>
+      </w:r>
+    </w:p>
+    <w:p>
+      <w:pPr>
+        <w:pStyle w:val="Heading1"/>
+      </w:pPr>
+      <w:r>
+        <w:rPr>
+          <w:rFonts w:ascii="Arial" w:hAnsi="Arial" w:cs="Arial" w:eastAsia="Arial"/>
+          <w:b/>
+          <w:i w:val="0"/>
+          <w:color w:val="000000"/>
+          <w:sz w:val="24"/>
+        </w:rPr>
+        <w:t>Optimización reproducible de esta entrega</w:t>
+      </w:r>
+    </w:p>
+    <w:p>
+      <w:r>
+        <w:rPr>
+          <w:rFonts w:ascii="Arial" w:hAnsi="Arial" w:cs="Arial" w:eastAsia="Arial"/>
+          <w:b w:val="0"/>
+          <w:i w:val="0"/>
+          <w:color w:val="000000"/>
+          <w:sz w:val="22"/>
+        </w:rPr>
+        <w:t>src/optimize.py implementa una rejilla de doce combinaciones: k1 en 0.8, 1.2 y 1.5; b en 0.2 y 0.75; peso de encabezados en 0.0 y 0.3. Exige desarrollo y validación con anotaciones aprobadas, rechaza preguntas o grupos de intención compartidos y no recibe test. Selecciona por Recall@5 de validación, desempata con MRR@5 y después con menor peso de encabezados. Conserva todas las ejecuciones por pregunta y genera gráficas a color de sensibilidad, importancia marginal e interacción. Sus pruebas usan datos sintéticos identificados como tales; no son nuevos resultados GLF.</w:t>
+      </w:r>
+    </w:p>
+    <w:p>
+      <w:r>
+        <w:rPr>
+          <w:rFonts w:ascii="Arial" w:hAnsi="Arial" w:cs="Arial" w:eastAsia="Arial"/>
+          <w:b w:val="0"/>
+          <w:i w:val="0"/>
+          <w:color w:val="000000"/>
+          <w:sz w:val="22"/>
+        </w:rPr>
+        <w:t>src/evaluate.py permite evaluar BM25, BM25 ajustado, E5 y fusión RRF sobre los mismos registros y metadatos. RRF significa Reciprocal Rank Fusion, fusión mediante el inverso del rango; evita sumar puntajes de escalas distintas. La fusión está disponible para el experimento académico y no se activa en el portal hasta demostrar una ventaja con anotaciones revisadas.</w:t>
+      </w:r>
+    </w:p>
+    <w:p>
+      <w:r>
+        <w:rPr>
+          <w:rFonts w:ascii="Arial" w:hAnsi="Arial" w:cs="Arial" w:eastAsia="Arial"/>
+          <w:b w:val="0"/>
+          <w:i w:val="0"/>
+          <w:color w:val="000000"/>
+          <w:sz w:val="22"/>
+        </w:rPr>
+        <w:t>src/answer_evaluation.py resume revisión humana de afirmaciones y utilidad, abstenciones con denominadores separados e intervalos Wilson del 95 %, y tiempos manuales y asistidos pareados. No usa Qwen como juez de sus propias respuestas. La fracción de afirmaciones sustentadas no recibe un intervalo binomial que ignore la correlación dentro de cada respuesta.</w:t>
+      </w:r>
+    </w:p>
+    <w:p>
+      <w:r>
+        <w:rPr>
+          <w:rFonts w:ascii="Arial" w:hAnsi="Arial" w:cs="Arial" w:eastAsia="Arial"/>
+          <w:b w:val="0"/>
+          <w:i w:val="0"/>
+          <w:color w:val="000000"/>
+          <w:sz w:val="22"/>
+        </w:rPr>
+        <w:t>El protocolo ejecutable, campos y comandos están en evaluation/README.md. La referencia anterior del portal se conserva en results/baseline_v0761. Una consulta de ejemplo permite observar el cambio de formato, pero no cuantificar una mejora general. Los resultados nuevos deben completarse con las preguntas frecuentes y la revisión independiente de pasajes.</w:t>
+      </w:r>
+    </w:p>
+    <w:p>
+      <w:pPr>
+        <w:pStyle w:val="Heading1"/>
+      </w:pPr>
+      <w:r>
+        <w:rPr>
+          <w:rFonts w:ascii="Arial" w:hAnsi="Arial" w:cs="Arial" w:eastAsia="Arial"/>
+          <w:b/>
+          <w:i w:val="0"/>
+          <w:color w:val="000000"/>
+          <w:sz w:val="24"/>
+        </w:rPr>
+        <w:t>Aporte a la rúbrica</w:t>
+      </w:r>
+    </w:p>
+    <w:p>
+      <w:r>
+        <w:rPr>
+          <w:rFonts w:ascii="Arial" w:hAnsi="Arial" w:cs="Arial" w:eastAsia="Arial"/>
+          <w:b w:val="0"/>
+          <w:i w:val="0"/>
+          <w:color w:val="000000"/>
+          <w:sz w:val="22"/>
+        </w:rPr>
+        <w:t>La implementación aporta evidencia verificable a funcionamiento, usabilidad, código, documentación, optimización, evaluación y ética: modos de respuesta acotados, contratos y errores probados, trazabilidad del contexto y experimentos reproducibles con separación de particiones. El puntaje académico no se anticipa. La calidad final depende de las mediciones independientes y de que los videos muestren esta misma versión.</w:t>
+      </w:r>
+    </w:p>
+    <w:p>
+      <w:pPr>
+        <w:pStyle w:val="Heading1"/>
+      </w:pPr>
+      <w:r>
+        <w:rPr>
+          <w:rFonts w:ascii="Arial" w:hAnsi="Arial" w:cs="Arial" w:eastAsia="Arial"/>
+          <w:b/>
+          <w:i w:val="0"/>
+          <w:color w:val="000000"/>
+          <w:sz w:val="24"/>
+        </w:rPr>
         <w:t>Decisión técnica</w:t>
       </w:r>
     </w:p>
@@ -1853,7 +1982,7 @@
     <w:rsid w:val="00FC693F"/>
     <w:pPr>
       <w:widowControl/>
-      <w:spacing w:after="140" w:line="259" w:lineRule="auto"/>
+      <w:spacing w:after="100" w:line="245" w:lineRule="auto"/>
     </w:pPr>
     <w:rPr>
       <w:rFonts w:ascii="Arial" w:hAnsi="Arial"/>
